--- a/courts/first-circuit/new-hampshire/state/supreme-court/petition-for-review/usage/OUTPUT-petition-for-review.docx
+++ b/courts/first-circuit/new-hampshire/state/supreme-court/petition-for-review/usage/OUTPUT-petition-for-review.docx
@@ -7440,6 +7440,7 @@
     <w:unhideWhenUsed/>
     <w:qFormat/>
     <w:pPr>
+      <w:keepLines/>
       <w:spacing w:before="0" w:after="150" w:line="299" w:lineRule="exact"/>
     </w:pPr>
     <w:rPr>
@@ -7690,6 +7691,33 @@
     <w:pPr>
       <w:spacing w:before="0" w:after="0" w:line="299" w:lineRule="exact"/>
       <w:ind w:left="1296" w:hanging="432"/>
+    </w:pPr>
+  </w:style>
+  <w:style w:type="paragraph" w:customStyle="1" w:styleId="XdQuoteList1">
+    <w:name w:val="Xd Quote List 1"/>
+    <w:basedOn w:val="Normal"/>
+    <w:qFormat/>
+    <w:pPr>
+      <w:spacing w:before="0" w:after="0" w:line="449" w:lineRule="exact"/>
+      <w:ind w:left="1152" w:right="720" w:hanging="432"/>
+    </w:pPr>
+  </w:style>
+  <w:style w:type="paragraph" w:customStyle="1" w:styleId="XdQuoteList2">
+    <w:name w:val="Xd Quote List 2"/>
+    <w:basedOn w:val="Normal"/>
+    <w:qFormat/>
+    <w:pPr>
+      <w:spacing w:before="0" w:after="0" w:line="449" w:lineRule="exact"/>
+      <w:ind w:left="1584" w:right="720" w:hanging="432"/>
+    </w:pPr>
+  </w:style>
+  <w:style w:type="paragraph" w:customStyle="1" w:styleId="XdQuoteList3">
+    <w:name w:val="Xd Quote List 3"/>
+    <w:basedOn w:val="Normal"/>
+    <w:qFormat/>
+    <w:pPr>
+      <w:spacing w:before="0" w:after="0" w:line="449" w:lineRule="exact"/>
+      <w:ind w:left="2016" w:right="720" w:hanging="432"/>
     </w:pPr>
   </w:style>
   <w:style w:type="paragraph" w:customStyle="1" w:styleId="XdList1">

--- a/courts/first-circuit/new-hampshire/state/supreme-court/petition-for-review/usage/OUTPUT-petition-for-review.docx
+++ b/courts/first-circuit/new-hampshire/state/supreme-court/petition-for-review/usage/OUTPUT-petition-for-review.docx
@@ -778,9 +778,7 @@
               <w:t xml:space="preserve"> </w:t>
             </w:r>
             <w:r>
-              <w:t xml:space="preserve">271</w:t>
-              <w:noBreakHyphen/>
-              <w:t xml:space="preserve">3679</w:t>
+              <w:t xml:space="preserve">271-⁠3679</w:t>
             </w:r>
           </w:p>
         </w:tc>
@@ -2485,13 +2483,7 @@
         <w:pStyle w:val="BodyText"/>
       </w:pPr>
       <w:r>
-        <w:t xml:space="preserve">Public Service Company of NH d/​b/a Eversource Energy, 780 N. Commercial Street, Manchester, NH 03105</w:t>
-      </w:r>
-      <w:r>
-        <w:noBreakHyphen/>
-      </w:r>
-      <w:r>
-        <w:t xml:space="preserve">0330</w:t>
+        <w:t xml:space="preserve">Public Service Company of NH d/​b/a Eversource Energy, 780 N. Commercial Street, Manchester, NH 03105-⁠0330</w:t>
       </w:r>
     </w:p>
     <w:p>
@@ -2571,13 +2563,7 @@
         <w:pStyle w:val="BodyText"/>
       </w:pPr>
       <w:r>
-        <w:t xml:space="preserve">John B. Coffman, John B. Coffman, LLC, 871 Tuxedo Boulevard, St. Louis, MO 63119</w:t>
-      </w:r>
-      <w:r>
-        <w:noBreakHyphen/>
-      </w:r>
-      <w:r>
-        <w:t xml:space="preserve">2044</w:t>
+        <w:t xml:space="preserve">John B. Coffman, John B. Coffman, LLC, 871 Tuxedo Boulevard, St. Louis, MO 63119-⁠2044</w:t>
       </w:r>
     </w:p>
     <w:p>
@@ -2593,13 +2579,7 @@
         <w:pStyle w:val="BodyText"/>
       </w:pPr>
       <w:r>
-        <w:t xml:space="preserve">Walmart, Inc., Sam M. Walton Development Complex, 2081 SE 10th Street, Bentonville, AR 72716</w:t>
-      </w:r>
-      <w:r>
-        <w:noBreakHyphen/>
-      </w:r>
-      <w:r>
-        <w:t xml:space="preserve">0550</w:t>
+        <w:t xml:space="preserve">Walmart, Inc., Sam M. Walton Development Complex, 2081 SE 10th Street, Bentonville, AR 72716-⁠0550</w:t>
       </w:r>
     </w:p>
     <w:p>
@@ -2839,13 +2819,7 @@
         <w:pStyle w:val="BodyText"/>
       </w:pPr>
       <w:r>
-        <w:t xml:space="preserve">Todd J. Griset, R. Benjamin Borowski, Preti Flaherty Beliveau &amp; Pachios LLP, P.O. Box 1058, 45 Memorial Circle, Augusta, ME 04333</w:t>
-      </w:r>
-      <w:r>
-        <w:noBreakHyphen/>
-      </w:r>
-      <w:r>
-        <w:t xml:space="preserve">1058</w:t>
+        <w:t xml:space="preserve">Todd J. Griset, R. Benjamin Borowski, Preti Flaherty Beliveau &amp; Pachios LLP, P.O. Box 1058, 45 Memorial Circle, Augusta, ME 04333-⁠1058</w:t>
       </w:r>
     </w:p>
     <w:p>
@@ -2877,13 +2851,7 @@
         <w:pStyle w:val="BodyText"/>
       </w:pPr>
       <w:r>
-        <w:t xml:space="preserve">James Steinkrauss, Rath, Young, Pignatelli, P.C., 1 Capital Plaza, Concord, NH 03302</w:t>
-      </w:r>
-      <w:r>
-        <w:noBreakHyphen/>
-      </w:r>
-      <w:r>
-        <w:t xml:space="preserve">1500</w:t>
+        <w:t xml:space="preserve">James Steinkrauss, Rath, Young, Pignatelli, P.C., 1 Capital Plaza, Concord, NH 03302-⁠1500</w:t>
       </w:r>
     </w:p>
     <w:p>
@@ -3751,13 +3719,7 @@
         </w:r>
       </w:hyperlink>
       <w:r>
-        <w:t xml:space="preserve">, N.H. Code Admin. Rules Part Puc 1604, Puc 1603.08, Puc 203.06, and Puc 206. Appendix at 206</w:t>
-      </w:r>
-      <w:r>
-        <w:noBreakHyphen/>
-      </w:r>
-      <w:r>
-        <w:t xml:space="preserve">207. In its Petition, the Company requested, in part, a temporary increase of $77 million in annual distribution revenue for effect with service rendered on and after August 1, 2024, with a permanent rate increase of $181,898,881 effective August 1, 2025, and the ability to recoup the difference between temporary rates and permanent rates pursuant to</w:t>
+        <w:t xml:space="preserve">, N.H. Code Admin. Rules Part Puc 1604, Puc 1603.08, Puc 203.06, and Puc 206. Appendix at 206-⁠207. In its Petition, the Company requested, in part, a temporary increase of $77 million in annual distribution revenue for effect with service rendered on and after August 1, 2024, with a permanent rate increase of $181,898,881 effective August 1, 2025, and the ability to recoup the difference between temporary rates and permanent rates pursuant to</w:t>
       </w:r>
       <w:r>
         <w:t xml:space="preserve"> </w:t>
@@ -3913,13 +3875,7 @@
         <w:pStyle w:val="BodyText"/>
       </w:pPr>
       <w:r>
-        <w:t xml:space="preserve">The Rehearing Order explained that the two Commissioners were divided on the “threshold question” of “whether [the Commission] erred by establishing and adopting a modified version of Eversource’s performance-based ratemaking proposal under its alternative regulation authority for distribution rates, effective August 1, 2025, through July 31, 2029,” as well as on “certain other key issues raised for rehearing or clarification by the Rehearing Parties.” Appendix at 186</w:t>
-      </w:r>
-      <w:r>
-        <w:noBreakHyphen/>
-      </w:r>
-      <w:r>
-        <w:t xml:space="preserve">187. The Rehearing Order noted that one commissioner would affirm the alternative regulation plan established by the Commission in Order No. 28,170 with modifications, and would find, among other things, that the Commission’s alternative regulation plan, “is consistent with legislative intent embedded in the alternative regulation focused statute (RSA 374:3-a), and results in a just and reasonable outcome.” Appendix at 187. The Rehearing Order further noted that the other commissioner would, “find that Order 28,170 does not establish a valid alternative regulation plan that conforms to the requirements of RSA 374:3-a (2009) and, accordingly, cannot result in just and reasonable rates” and would set aside Order No. 28,170 in favor of a new two-year rate order based on traditional ratemaking principles.</w:t>
+        <w:t xml:space="preserve">The Rehearing Order explained that the two Commissioners were divided on the “threshold question” of “whether [the Commission] erred by establishing and adopting a modified version of Eversource’s performance-based ratemaking proposal under its alternative regulation authority for distribution rates, effective August 1, 2025, through July 31, 2029,” as well as on “certain other key issues raised for rehearing or clarification by the Rehearing Parties.” Appendix at 186-⁠187. The Rehearing Order noted that one commissioner would affirm the alternative regulation plan established by the Commission in Order No. 28,170 with modifications, and would find, among other things, that the Commission’s alternative regulation plan, “is consistent with legislative intent embedded in the alternative regulation focused statute (RSA 374:3-a), and results in a just and reasonable outcome.” Appendix at 187. The Rehearing Order further noted that the other commissioner would, “find that Order 28,170 does not establish a valid alternative regulation plan that conforms to the requirements of RSA 374:3-a (2009) and, accordingly, cannot result in just and reasonable rates” and would set aside Order No. 28,170 in favor of a new two-year rate order based on traditional ratemaking principles.</w:t>
       </w:r>
       <w:r>
         <w:t xml:space="preserve"> </w:t>
@@ -3943,19 +3899,7 @@
         <w:pStyle w:val="BodyText"/>
       </w:pPr>
       <w:r>
-        <w:t xml:space="preserve">Nevertheless, the Rehearing Order slightly modified the alternative regulation framework established by the Commission, with the modification that a prudency review of the Company’s 2025 and 2026 capital additions would be conducted in mid</w:t>
-      </w:r>
-      <w:r>
-        <w:noBreakHyphen/>
-      </w:r>
-      <w:r>
-        <w:t xml:space="preserve">2027, “the results for which would be streamed into modifications of the Company’s rates, as warranted, in the future.” Appendix at 188</w:t>
-      </w:r>
-      <w:r>
-        <w:noBreakHyphen/>
-      </w:r>
-      <w:r>
-        <w:t xml:space="preserve">189. In other words, because the Commission established an alternative form of regulation designed to provide annual rate increases to support future capital investments, these increased rates would include costs to support these 2025 and 2026 capital additions before any determination that these capital additions were prudent, used, and useful. The Commission did not provide any mechanism for a prudency review that would precede increases to rates, and did not address how or when the 2027 and 2028 capital additions would be reviewed for prudence, thus violating</w:t>
+        <w:t xml:space="preserve">Nevertheless, the Rehearing Order slightly modified the alternative regulation framework established by the Commission, with the modification that a prudency review of the Company’s 2025 and 2026 capital additions would be conducted in mid-⁠2027, “the results for which would be streamed into modifications of the Company’s rates, as warranted, in the future.” Appendix at 188-⁠189. In other words, because the Commission established an alternative form of regulation designed to provide annual rate increases to support future capital investments, these increased rates would include costs to support these 2025 and 2026 capital additions before any determination that these capital additions were prudent, used, and useful. The Commission did not provide any mechanism for a prudency review that would precede increases to rates, and did not address how or when the 2027 and 2028 capital additions would be reviewed for prudence, thus violating</w:t>
       </w:r>
       <w:r>
         <w:t xml:space="preserve"> </w:t>
@@ -6124,9 +6068,7 @@
               <w:t xml:space="preserve"> </w:t>
             </w:r>
             <w:r>
-              <w:t xml:space="preserve">271</w:t>
-              <w:noBreakHyphen/>
-              <w:t xml:space="preserve">3679</w:t>
+              <w:t xml:space="preserve">271-⁠3679</w:t>
             </w:r>
           </w:p>
         </w:tc>
@@ -6539,9 +6481,7 @@
               <w:t xml:space="preserve"> </w:t>
             </w:r>
             <w:r>
-              <w:t xml:space="preserve">24</w:t>
-              <w:noBreakHyphen/>
-              <w:t xml:space="preserve">070,</w:t>
+              <w:t xml:space="preserve">24-⁠070,</w:t>
             </w:r>
             <w:r>
               <w:t xml:space="preserve"> </w:t>
@@ -7441,7 +7381,7 @@
     <w:qFormat/>
     <w:pPr>
       <w:keepLines/>
-      <w:spacing w:before="0" w:after="150" w:line="299" w:lineRule="exact"/>
+      <w:spacing w:before="33" w:after="150" w:line="299" w:lineRule="exact"/>
     </w:pPr>
     <w:rPr>
       <w:sz w:val="26"/>
